--- a/implementation_layer/no-code-assets/agent-skills/purchase-order-processing/sample_data/sample_sales_order/sample_order.docx
+++ b/implementation_layer/no-code-assets/agent-skills/purchase-order-processing/sample_data/sample_sales_order/sample_order.docx
@@ -5,6 +5,12 @@
     <w:p>
       <w:pPr>
         <w:jc w:val="center"/>
+        <w:rPr>
+          <w:b/>
+          <w:bCs/>
+          <w:sz w:val="32"/>
+          <w:szCs w:val="32"/>
+        </w:rPr>
       </w:pPr>
       <w:r>
         <w:rPr>
@@ -13,34 +19,50 @@
           <w:sz w:val="32"/>
           <w:szCs w:val="32"/>
         </w:rPr>
-        <w:t>PRECISION STEEL &amp; COMPONENTS LTD.</w:t>
+        <w:t>ADVANCED METALWORKS SOLUTIONS INC.</w:t>
       </w:r>
     </w:p>
     <w:p>
       <w:pPr>
-        <w:spacing w:after="100"/>
         <w:jc w:val="center"/>
+        <w:rPr>
+          <w:sz w:val="20"/>
+          <w:szCs w:val="20"/>
+        </w:rPr>
       </w:pPr>
       <w:r>
         <w:rPr>
           <w:sz w:val="20"/>
           <w:szCs w:val="20"/>
         </w:rPr>
-        <w:t>890 Manufacturing Drive, Pittsburgh, PA 15222</w:t>
+        <w:t>2450 Industrial Parkway, Cleveland, OH 44114</w:t>
       </w:r>
     </w:p>
     <w:p>
       <w:pPr>
-        <w:spacing w:after="200"/>
         <w:jc w:val="center"/>
+        <w:rPr>
+          <w:sz w:val="20"/>
+          <w:szCs w:val="20"/>
+        </w:rPr>
       </w:pPr>
       <w:r>
         <w:rPr>
           <w:sz w:val="20"/>
           <w:szCs w:val="20"/>
         </w:rPr>
-        <w:t>Tel: +1 (412) 555-8900 | Email: sales@precisionsteel.com</w:t>
+        <w:t xml:space="preserve">Tel: +1 (216) 555-3478 | Email: </w:t>
       </w:r>
+      <w:hyperlink r:id="rId5" w:history="1">
+        <w:r>
+          <w:rPr>
+            <w:rStyle w:val="Hyperlink"/>
+            <w:sz w:val="20"/>
+            <w:szCs w:val="20"/>
+          </w:rPr>
+          <w:t>contact@advmetalworks.com</w:t>
+        </w:r>
+      </w:hyperlink>
     </w:p>
     <w:p>
       <w:pPr>
@@ -90,12 +112,21 @@
             </w:tcBorders>
           </w:tcPr>
           <w:p>
+            <w:proofErr w:type="gramStart"/>
             <w:r>
               <w:rPr>
                 <w:b/>
                 <w:bCs/>
               </w:rPr>
-              <w:t xml:space="preserve">SO Number: </w:t>
+              <w:t>SO</w:t>
+            </w:r>
+            <w:proofErr w:type="gramEnd"/>
+            <w:r>
+              <w:rPr>
+                <w:b/>
+                <w:bCs/>
+              </w:rPr>
+              <w:t xml:space="preserve"> Number: </w:t>
             </w:r>
             <w:r>
               <w:t>SO-2025-08472</w:t>
@@ -372,12 +403,7 @@
     </w:tbl>
     <w:p>
       <w:pPr>
-        <w:spacing w:before="200" w:after="100"/>
-      </w:pPr>
-    </w:p>
-    <w:p>
-      <w:pPr>
-        <w:spacing w:before="100" w:after="100"/>
+        <w:spacing w:before="120" w:after="120"/>
       </w:pPr>
       <w:r>
         <w:rPr>
@@ -408,7 +434,7 @@
       <w:tr>
         <w:tc>
           <w:tcPr>
-            <w:tcW w:w="600" w:type="dxa"/>
+            <w:tcW w:w="628" w:type="dxa"/>
             <w:shd w:val="clear" w:color="auto" w:fill="D9D9D9" w:themeFill="background1" w:themeFillShade="D9"/>
           </w:tcPr>
           <w:p>
@@ -428,7 +454,7 @@
         </w:tc>
         <w:tc>
           <w:tcPr>
-            <w:tcW w:w="1100" w:type="dxa"/>
+            <w:tcW w:w="1096" w:type="dxa"/>
             <w:shd w:val="clear" w:color="auto" w:fill="D9D9D9" w:themeFill="background1" w:themeFillShade="D9"/>
           </w:tcPr>
           <w:p>
@@ -448,7 +474,7 @@
         </w:tc>
         <w:tc>
           <w:tcPr>
-            <w:tcW w:w="2800" w:type="dxa"/>
+            <w:tcW w:w="2785" w:type="dxa"/>
             <w:shd w:val="clear" w:color="auto" w:fill="D9D9D9" w:themeFill="background1" w:themeFillShade="D9"/>
           </w:tcPr>
           <w:p>
@@ -468,7 +494,7 @@
         </w:tc>
         <w:tc>
           <w:tcPr>
-            <w:tcW w:w="1800" w:type="dxa"/>
+            <w:tcW w:w="1795" w:type="dxa"/>
             <w:shd w:val="clear" w:color="auto" w:fill="D9D9D9" w:themeFill="background1" w:themeFillShade="D9"/>
           </w:tcPr>
           <w:p>
@@ -488,7 +514,7 @@
         </w:tc>
         <w:tc>
           <w:tcPr>
-            <w:tcW w:w="900" w:type="dxa"/>
+            <w:tcW w:w="896" w:type="dxa"/>
             <w:shd w:val="clear" w:color="auto" w:fill="D9D9D9" w:themeFill="background1" w:themeFillShade="D9"/>
           </w:tcPr>
           <w:p>
@@ -508,7 +534,7 @@
         </w:tc>
         <w:tc>
           <w:tcPr>
-            <w:tcW w:w="1200" w:type="dxa"/>
+            <w:tcW w:w="1197" w:type="dxa"/>
             <w:shd w:val="clear" w:color="auto" w:fill="D9D9D9" w:themeFill="background1" w:themeFillShade="D9"/>
           </w:tcPr>
           <w:p>
@@ -528,7 +554,7 @@
         </w:tc>
         <w:tc>
           <w:tcPr>
-            <w:tcW w:w="1200" w:type="dxa"/>
+            <w:tcW w:w="1199" w:type="dxa"/>
             <w:shd w:val="clear" w:color="auto" w:fill="D9D9D9" w:themeFill="background1" w:themeFillShade="D9"/>
           </w:tcPr>
           <w:p>
@@ -548,7 +574,7 @@
         </w:tc>
         <w:tc>
           <w:tcPr>
-            <w:tcW w:w="1200" w:type="dxa"/>
+            <w:tcW w:w="1194" w:type="dxa"/>
             <w:shd w:val="clear" w:color="auto" w:fill="D9D9D9" w:themeFill="background1" w:themeFillShade="D9"/>
           </w:tcPr>
           <w:p>
@@ -570,7 +596,7 @@
       <w:tr>
         <w:tc>
           <w:tcPr>
-            <w:tcW w:w="600" w:type="dxa"/>
+            <w:tcW w:w="628" w:type="dxa"/>
           </w:tcPr>
           <w:p>
             <w:pPr>
@@ -587,7 +613,7 @@
         </w:tc>
         <w:tc>
           <w:tcPr>
-            <w:tcW w:w="1100" w:type="dxa"/>
+            <w:tcW w:w="1096" w:type="dxa"/>
           </w:tcPr>
           <w:p>
             <w:r>
@@ -601,7 +627,7 @@
         </w:tc>
         <w:tc>
           <w:tcPr>
-            <w:tcW w:w="2800" w:type="dxa"/>
+            <w:tcW w:w="2785" w:type="dxa"/>
           </w:tcPr>
           <w:p>
             <w:r>
@@ -615,7 +641,7 @@
         </w:tc>
         <w:tc>
           <w:tcPr>
-            <w:tcW w:w="1800" w:type="dxa"/>
+            <w:tcW w:w="1795" w:type="dxa"/>
           </w:tcPr>
           <w:p>
             <w:r>
@@ -629,7 +655,7 @@
         </w:tc>
         <w:tc>
           <w:tcPr>
-            <w:tcW w:w="900" w:type="dxa"/>
+            <w:tcW w:w="896" w:type="dxa"/>
           </w:tcPr>
           <w:p>
             <w:pPr>
@@ -646,7 +672,7 @@
         </w:tc>
         <w:tc>
           <w:tcPr>
-            <w:tcW w:w="1200" w:type="dxa"/>
+            <w:tcW w:w="1197" w:type="dxa"/>
           </w:tcPr>
           <w:p>
             <w:pPr>
@@ -663,7 +689,7 @@
         </w:tc>
         <w:tc>
           <w:tcPr>
-            <w:tcW w:w="1200" w:type="dxa"/>
+            <w:tcW w:w="1199" w:type="dxa"/>
           </w:tcPr>
           <w:p>
             <w:pPr>
@@ -680,7 +706,7 @@
         </w:tc>
         <w:tc>
           <w:tcPr>
-            <w:tcW w:w="1200" w:type="dxa"/>
+            <w:tcW w:w="1194" w:type="dxa"/>
           </w:tcPr>
           <w:p>
             <w:pPr>
@@ -699,7 +725,7 @@
       <w:tr>
         <w:tc>
           <w:tcPr>
-            <w:tcW w:w="600" w:type="dxa"/>
+            <w:tcW w:w="628" w:type="dxa"/>
           </w:tcPr>
           <w:p>
             <w:pPr>
@@ -716,7 +742,7 @@
         </w:tc>
         <w:tc>
           <w:tcPr>
-            <w:tcW w:w="1100" w:type="dxa"/>
+            <w:tcW w:w="1096" w:type="dxa"/>
           </w:tcPr>
           <w:p>
             <w:r>
@@ -730,7 +756,7 @@
         </w:tc>
         <w:tc>
           <w:tcPr>
-            <w:tcW w:w="2800" w:type="dxa"/>
+            <w:tcW w:w="2785" w:type="dxa"/>
           </w:tcPr>
           <w:p>
             <w:r>
@@ -744,21 +770,37 @@
         </w:tc>
         <w:tc>
           <w:tcPr>
-            <w:tcW w:w="1800" w:type="dxa"/>
-          </w:tcPr>
-          <w:p>
-            <w:r>
-              <w:rPr>
-                <w:sz w:val="20"/>
-                <w:szCs w:val="20"/>
-              </w:rPr>
-              <w:t>25 mm dia x 3000 mm</w:t>
-            </w:r>
-          </w:p>
-        </w:tc>
-        <w:tc>
-          <w:tcPr>
-            <w:tcW w:w="900" w:type="dxa"/>
+            <w:tcW w:w="1795" w:type="dxa"/>
+          </w:tcPr>
+          <w:p>
+            <w:r>
+              <w:rPr>
+                <w:sz w:val="20"/>
+                <w:szCs w:val="20"/>
+              </w:rPr>
+              <w:t xml:space="preserve">25 mm </w:t>
+            </w:r>
+            <w:proofErr w:type="spellStart"/>
+            <w:r>
+              <w:rPr>
+                <w:sz w:val="20"/>
+                <w:szCs w:val="20"/>
+              </w:rPr>
+              <w:t>dia</w:t>
+            </w:r>
+            <w:proofErr w:type="spellEnd"/>
+            <w:r>
+              <w:rPr>
+                <w:sz w:val="20"/>
+                <w:szCs w:val="20"/>
+              </w:rPr>
+              <w:t xml:space="preserve"> x 3000 mm</w:t>
+            </w:r>
+          </w:p>
+        </w:tc>
+        <w:tc>
+          <w:tcPr>
+            <w:tcW w:w="896" w:type="dxa"/>
           </w:tcPr>
           <w:p>
             <w:pPr>
@@ -775,7 +817,7 @@
         </w:tc>
         <w:tc>
           <w:tcPr>
-            <w:tcW w:w="1200" w:type="dxa"/>
+            <w:tcW w:w="1197" w:type="dxa"/>
           </w:tcPr>
           <w:p>
             <w:pPr>
@@ -792,7 +834,7 @@
         </w:tc>
         <w:tc>
           <w:tcPr>
-            <w:tcW w:w="1200" w:type="dxa"/>
+            <w:tcW w:w="1199" w:type="dxa"/>
           </w:tcPr>
           <w:p>
             <w:pPr>
@@ -809,7 +851,7 @@
         </w:tc>
         <w:tc>
           <w:tcPr>
-            <w:tcW w:w="1200" w:type="dxa"/>
+            <w:tcW w:w="1194" w:type="dxa"/>
           </w:tcPr>
           <w:p>
             <w:pPr>
@@ -828,7 +870,7 @@
       <w:tr>
         <w:tc>
           <w:tcPr>
-            <w:tcW w:w="600" w:type="dxa"/>
+            <w:tcW w:w="628" w:type="dxa"/>
           </w:tcPr>
           <w:p>
             <w:pPr>
@@ -845,7 +887,7 @@
         </w:tc>
         <w:tc>
           <w:tcPr>
-            <w:tcW w:w="1100" w:type="dxa"/>
+            <w:tcW w:w="1096" w:type="dxa"/>
           </w:tcPr>
           <w:p>
             <w:r>
@@ -859,7 +901,7 @@
         </w:tc>
         <w:tc>
           <w:tcPr>
-            <w:tcW w:w="2800" w:type="dxa"/>
+            <w:tcW w:w="2785" w:type="dxa"/>
           </w:tcPr>
           <w:p>
             <w:r>
@@ -873,7 +915,7 @@
         </w:tc>
         <w:tc>
           <w:tcPr>
-            <w:tcW w:w="1800" w:type="dxa"/>
+            <w:tcW w:w="1795" w:type="dxa"/>
           </w:tcPr>
           <w:p>
             <w:r>
@@ -887,7 +929,7 @@
         </w:tc>
         <w:tc>
           <w:tcPr>
-            <w:tcW w:w="900" w:type="dxa"/>
+            <w:tcW w:w="896" w:type="dxa"/>
           </w:tcPr>
           <w:p>
             <w:pPr>
@@ -904,7 +946,7 @@
         </w:tc>
         <w:tc>
           <w:tcPr>
-            <w:tcW w:w="1200" w:type="dxa"/>
+            <w:tcW w:w="1197" w:type="dxa"/>
           </w:tcPr>
           <w:p>
             <w:pPr>
@@ -921,7 +963,7 @@
         </w:tc>
         <w:tc>
           <w:tcPr>
-            <w:tcW w:w="1200" w:type="dxa"/>
+            <w:tcW w:w="1199" w:type="dxa"/>
           </w:tcPr>
           <w:p>
             <w:pPr>
@@ -938,7 +980,7 @@
         </w:tc>
         <w:tc>
           <w:tcPr>
-            <w:tcW w:w="1200" w:type="dxa"/>
+            <w:tcW w:w="1194" w:type="dxa"/>
           </w:tcPr>
           <w:p>
             <w:pPr>
@@ -957,7 +999,7 @@
       <w:tr>
         <w:tc>
           <w:tcPr>
-            <w:tcW w:w="600" w:type="dxa"/>
+            <w:tcW w:w="628" w:type="dxa"/>
           </w:tcPr>
           <w:p>
             <w:pPr>
@@ -974,7 +1016,7 @@
         </w:tc>
         <w:tc>
           <w:tcPr>
-            <w:tcW w:w="1100" w:type="dxa"/>
+            <w:tcW w:w="1096" w:type="dxa"/>
           </w:tcPr>
           <w:p>
             <w:r>
@@ -988,7 +1030,7 @@
         </w:tc>
         <w:tc>
           <w:tcPr>
-            <w:tcW w:w="2800" w:type="dxa"/>
+            <w:tcW w:w="2785" w:type="dxa"/>
           </w:tcPr>
           <w:p>
             <w:r>
@@ -1002,7 +1044,7 @@
         </w:tc>
         <w:tc>
           <w:tcPr>
-            <w:tcW w:w="1800" w:type="dxa"/>
+            <w:tcW w:w="1795" w:type="dxa"/>
           </w:tcPr>
           <w:p>
             <w:r>
@@ -1016,7 +1058,7 @@
         </w:tc>
         <w:tc>
           <w:tcPr>
-            <w:tcW w:w="900" w:type="dxa"/>
+            <w:tcW w:w="896" w:type="dxa"/>
           </w:tcPr>
           <w:p>
             <w:pPr>
@@ -1033,7 +1075,7 @@
         </w:tc>
         <w:tc>
           <w:tcPr>
-            <w:tcW w:w="1200" w:type="dxa"/>
+            <w:tcW w:w="1197" w:type="dxa"/>
           </w:tcPr>
           <w:p>
             <w:pPr>
@@ -1050,7 +1092,7 @@
         </w:tc>
         <w:tc>
           <w:tcPr>
-            <w:tcW w:w="1200" w:type="dxa"/>
+            <w:tcW w:w="1199" w:type="dxa"/>
           </w:tcPr>
           <w:p>
             <w:pPr>
@@ -1067,7 +1109,7 @@
         </w:tc>
         <w:tc>
           <w:tcPr>
-            <w:tcW w:w="1200" w:type="dxa"/>
+            <w:tcW w:w="1194" w:type="dxa"/>
           </w:tcPr>
           <w:p>
             <w:pPr>
@@ -1086,7 +1128,7 @@
       <w:tr>
         <w:tc>
           <w:tcPr>
-            <w:tcW w:w="600" w:type="dxa"/>
+            <w:tcW w:w="628" w:type="dxa"/>
           </w:tcPr>
           <w:p>
             <w:pPr>
@@ -1103,7 +1145,7 @@
         </w:tc>
         <w:tc>
           <w:tcPr>
-            <w:tcW w:w="1100" w:type="dxa"/>
+            <w:tcW w:w="1096" w:type="dxa"/>
           </w:tcPr>
           <w:p>
             <w:r>
@@ -1117,7 +1159,7 @@
         </w:tc>
         <w:tc>
           <w:tcPr>
-            <w:tcW w:w="2800" w:type="dxa"/>
+            <w:tcW w:w="2785" w:type="dxa"/>
           </w:tcPr>
           <w:p>
             <w:r>
@@ -1131,7 +1173,7 @@
         </w:tc>
         <w:tc>
           <w:tcPr>
-            <w:tcW w:w="1800" w:type="dxa"/>
+            <w:tcW w:w="1795" w:type="dxa"/>
           </w:tcPr>
           <w:p>
             <w:r>
@@ -1145,7 +1187,7 @@
         </w:tc>
         <w:tc>
           <w:tcPr>
-            <w:tcW w:w="900" w:type="dxa"/>
+            <w:tcW w:w="896" w:type="dxa"/>
           </w:tcPr>
           <w:p>
             <w:pPr>
@@ -1162,7 +1204,7 @@
         </w:tc>
         <w:tc>
           <w:tcPr>
-            <w:tcW w:w="1200" w:type="dxa"/>
+            <w:tcW w:w="1197" w:type="dxa"/>
           </w:tcPr>
           <w:p>
             <w:pPr>
@@ -1179,7 +1221,7 @@
         </w:tc>
         <w:tc>
           <w:tcPr>
-            <w:tcW w:w="1200" w:type="dxa"/>
+            <w:tcW w:w="1199" w:type="dxa"/>
           </w:tcPr>
           <w:p>
             <w:pPr>
@@ -1196,7 +1238,7 @@
         </w:tc>
         <w:tc>
           <w:tcPr>
-            <w:tcW w:w="1200" w:type="dxa"/>
+            <w:tcW w:w="1194" w:type="dxa"/>
           </w:tcPr>
           <w:p>
             <w:pPr>
@@ -1215,270 +1257,325 @@
     </w:tbl>
     <w:p>
       <w:pPr>
-        <w:spacing w:before="150"/>
+        <w:spacing w:before="120" w:after="120"/>
+        <w:rPr>
+          <w:b/>
+          <w:bCs/>
+          <w:sz w:val="24"/>
+          <w:szCs w:val="24"/>
+        </w:rPr>
       </w:pPr>
+      <w:r>
+        <w:rPr>
+          <w:b/>
+          <w:bCs/>
+          <w:sz w:val="24"/>
+          <w:szCs w:val="24"/>
+        </w:rPr>
+        <w:t>PRICING SUMMARY</w:t>
+      </w:r>
     </w:p>
     <w:tbl>
       <w:tblPr>
-        <w:tblStyle w:val="TableGrid"/>
-        <w:tblW w:w="1729" w:type="pct"/>
-        <w:tblLook w:val="04A0" w:firstRow="1" w:lastRow="0" w:firstColumn="1" w:lastColumn="0" w:noHBand="0" w:noVBand="1"/>
+        <w:tblW w:w="2500" w:type="pct"/>
+        <w:tblBorders>
+          <w:top w:val="single" w:sz="1" w:space="0" w:color="auto"/>
+          <w:left w:val="single" w:sz="1" w:space="0" w:color="auto"/>
+          <w:bottom w:val="double" w:sz="3" w:space="0" w:color="auto"/>
+          <w:right w:val="single" w:sz="1" w:space="0" w:color="auto"/>
+          <w:insideH w:val="single" w:sz="1" w:space="0" w:color="auto"/>
+          <w:insideV w:val="single" w:sz="4" w:space="0" w:color="auto"/>
+        </w:tblBorders>
+        <w:tblCellMar>
+          <w:top w:w="100" w:type="dxa"/>
+          <w:left w:w="100" w:type="dxa"/>
+          <w:bottom w:w="100" w:type="dxa"/>
+          <w:right w:w="100" w:type="dxa"/>
+        </w:tblCellMar>
+        <w:tblLook w:val="0000" w:firstRow="0" w:lastRow="0" w:firstColumn="0" w:lastColumn="0" w:noHBand="0" w:noVBand="0"/>
       </w:tblPr>
       <w:tblGrid>
-        <w:gridCol w:w="2265"/>
-        <w:gridCol w:w="1466"/>
+        <w:gridCol w:w="3532"/>
+        <w:gridCol w:w="1867"/>
       </w:tblGrid>
       <w:tr>
         <w:tc>
           <w:tcPr>
-            <w:tcW w:w="2268" w:type="dxa"/>
-          </w:tcPr>
-          <w:p>
-            <w:pPr>
-              <w:jc w:val="right"/>
-            </w:pPr>
+            <w:tcW w:w="0" w:type="auto"/>
+          </w:tcPr>
+          <w:p>
+            <w:pPr>
+              <w:rPr>
+                <w:sz w:val="20"/>
+                <w:szCs w:val="20"/>
+              </w:rPr>
+            </w:pPr>
+            <w:r>
+              <w:rPr>
+                <w:sz w:val="20"/>
+                <w:szCs w:val="20"/>
+              </w:rPr>
+              <w:t>Material Subtotal:</w:t>
+            </w:r>
+          </w:p>
+        </w:tc>
+        <w:tc>
+          <w:tcPr>
+            <w:tcW w:w="0" w:type="auto"/>
+          </w:tcPr>
+          <w:p>
+            <w:pPr>
+              <w:rPr>
+                <w:sz w:val="20"/>
+                <w:szCs w:val="20"/>
+              </w:rPr>
+            </w:pPr>
+            <w:r>
+              <w:rPr>
+                <w:sz w:val="20"/>
+                <w:szCs w:val="20"/>
+              </w:rPr>
+              <w:t>$25567.50</w:t>
+            </w:r>
+          </w:p>
+        </w:tc>
+      </w:tr>
+      <w:tr>
+        <w:tc>
+          <w:tcPr>
+            <w:tcW w:w="0" w:type="auto"/>
+          </w:tcPr>
+          <w:p>
+            <w:pPr>
+              <w:rPr>
+                <w:sz w:val="20"/>
+                <w:szCs w:val="20"/>
+              </w:rPr>
+            </w:pPr>
+            <w:r>
+              <w:rPr>
+                <w:sz w:val="20"/>
+                <w:szCs w:val="20"/>
+              </w:rPr>
+              <w:t>Volume Discount (5%):</w:t>
+            </w:r>
+          </w:p>
+        </w:tc>
+        <w:tc>
+          <w:tcPr>
+            <w:tcW w:w="0" w:type="auto"/>
+          </w:tcPr>
+          <w:p>
+            <w:pPr>
+              <w:rPr>
+                <w:sz w:val="20"/>
+                <w:szCs w:val="20"/>
+              </w:rPr>
+            </w:pPr>
+            <w:r>
+              <w:rPr>
+                <w:sz w:val="20"/>
+                <w:szCs w:val="20"/>
+              </w:rPr>
+              <w:t>-$1278.38</w:t>
+            </w:r>
+          </w:p>
+        </w:tc>
+      </w:tr>
+      <w:tr>
+        <w:tc>
+          <w:tcPr>
+            <w:tcW w:w="0" w:type="auto"/>
+          </w:tcPr>
+          <w:p>
+            <w:pPr>
+              <w:rPr>
+                <w:sz w:val="20"/>
+                <w:szCs w:val="20"/>
+              </w:rPr>
+            </w:pPr>
+            <w:r>
+              <w:rPr>
+                <w:sz w:val="20"/>
+                <w:szCs w:val="20"/>
+              </w:rPr>
+              <w:t>Net Material Cost:</w:t>
+            </w:r>
+          </w:p>
+        </w:tc>
+        <w:tc>
+          <w:tcPr>
+            <w:tcW w:w="0" w:type="auto"/>
+          </w:tcPr>
+          <w:p>
+            <w:pPr>
+              <w:rPr>
+                <w:sz w:val="20"/>
+                <w:szCs w:val="20"/>
+              </w:rPr>
+            </w:pPr>
+            <w:r>
+              <w:rPr>
+                <w:sz w:val="20"/>
+                <w:szCs w:val="20"/>
+              </w:rPr>
+              <w:t>$24289.13</w:t>
+            </w:r>
+          </w:p>
+        </w:tc>
+      </w:tr>
+      <w:tr>
+        <w:tc>
+          <w:tcPr>
+            <w:tcW w:w="0" w:type="auto"/>
+          </w:tcPr>
+          <w:p>
+            <w:pPr>
+              <w:rPr>
+                <w:sz w:val="20"/>
+                <w:szCs w:val="20"/>
+              </w:rPr>
+            </w:pPr>
+            <w:r>
+              <w:rPr>
+                <w:sz w:val="20"/>
+                <w:szCs w:val="20"/>
+              </w:rPr>
+              <w:t>Total Testing/Cert Fees:</w:t>
+            </w:r>
+          </w:p>
+        </w:tc>
+        <w:tc>
+          <w:tcPr>
+            <w:tcW w:w="0" w:type="auto"/>
+          </w:tcPr>
+          <w:p>
+            <w:pPr>
+              <w:rPr>
+                <w:sz w:val="20"/>
+                <w:szCs w:val="20"/>
+              </w:rPr>
+            </w:pPr>
+            <w:r>
+              <w:rPr>
+                <w:sz w:val="20"/>
+                <w:szCs w:val="20"/>
+              </w:rPr>
+              <w:t>$165.00</w:t>
+            </w:r>
+          </w:p>
+        </w:tc>
+      </w:tr>
+      <w:tr>
+        <w:tc>
+          <w:tcPr>
+            <w:tcW w:w="0" w:type="auto"/>
+          </w:tcPr>
+          <w:p>
+            <w:pPr>
+              <w:rPr>
+                <w:sz w:val="20"/>
+                <w:szCs w:val="20"/>
+              </w:rPr>
+            </w:pPr>
+            <w:r>
+              <w:rPr>
+                <w:sz w:val="20"/>
+                <w:szCs w:val="20"/>
+              </w:rPr>
+              <w:t>Shipping:</w:t>
+            </w:r>
+          </w:p>
+        </w:tc>
+        <w:tc>
+          <w:tcPr>
+            <w:tcW w:w="0" w:type="auto"/>
+          </w:tcPr>
+          <w:p>
+            <w:pPr>
+              <w:rPr>
+                <w:sz w:val="20"/>
+                <w:szCs w:val="20"/>
+              </w:rPr>
+            </w:pPr>
+            <w:r>
+              <w:rPr>
+                <w:sz w:val="20"/>
+                <w:szCs w:val="20"/>
+              </w:rPr>
+              <w:t>$450.00</w:t>
+            </w:r>
+          </w:p>
+        </w:tc>
+      </w:tr>
+      <w:tr>
+        <w:tc>
+          <w:tcPr>
+            <w:tcW w:w="0" w:type="auto"/>
+          </w:tcPr>
+          <w:p>
+            <w:pPr>
+              <w:rPr>
+                <w:sz w:val="20"/>
+                <w:szCs w:val="20"/>
+              </w:rPr>
+            </w:pPr>
+            <w:r>
+              <w:rPr>
+                <w:sz w:val="20"/>
+                <w:szCs w:val="20"/>
+              </w:rPr>
+              <w:t>Tax (6%):</w:t>
+            </w:r>
+          </w:p>
+        </w:tc>
+        <w:tc>
+          <w:tcPr>
+            <w:tcW w:w="0" w:type="auto"/>
+          </w:tcPr>
+          <w:p>
+            <w:pPr>
+              <w:rPr>
+                <w:sz w:val="20"/>
+                <w:szCs w:val="20"/>
+              </w:rPr>
+            </w:pPr>
+            <w:r>
+              <w:rPr>
+                <w:sz w:val="20"/>
+                <w:szCs w:val="20"/>
+              </w:rPr>
+              <w:t>$1494.25</w:t>
+            </w:r>
+          </w:p>
+        </w:tc>
+      </w:tr>
+      <w:tr>
+        <w:tc>
+          <w:tcPr>
+            <w:tcW w:w="0" w:type="auto"/>
+          </w:tcPr>
+          <w:p>
             <w:r>
               <w:rPr>
                 <w:b/>
                 <w:bCs/>
-                <w:sz w:val="20"/>
-                <w:szCs w:val="20"/>
-              </w:rPr>
-              <w:t>Subtotal:</w:t>
-            </w:r>
-          </w:p>
-        </w:tc>
-        <w:tc>
-          <w:tcPr>
-            <w:tcW w:w="1466" w:type="dxa"/>
-          </w:tcPr>
-          <w:p>
-            <w:pPr>
-              <w:jc w:val="right"/>
-            </w:pPr>
-            <w:r>
-              <w:rPr>
-                <w:sz w:val="20"/>
-                <w:szCs w:val="20"/>
-              </w:rPr>
-              <w:t>$33,850.00</w:t>
-            </w:r>
-          </w:p>
-        </w:tc>
-      </w:tr>
-      <w:tr>
-        <w:tc>
-          <w:tcPr>
-            <w:tcW w:w="2268" w:type="dxa"/>
-          </w:tcPr>
-          <w:p>
-            <w:pPr>
-              <w:jc w:val="right"/>
-            </w:pPr>
-            <w:r>
-              <w:rPr>
-                <w:sz w:val="20"/>
-                <w:szCs w:val="20"/>
-              </w:rPr>
-              <w:t xml:space="preserve">Total </w:t>
-            </w:r>
-            <w:r>
-              <w:rPr>
-                <w:sz w:val="20"/>
-                <w:szCs w:val="20"/>
-              </w:rPr>
-              <w:t>Cutting Fees:</w:t>
-            </w:r>
-          </w:p>
-        </w:tc>
-        <w:tc>
-          <w:tcPr>
-            <w:tcW w:w="1466" w:type="dxa"/>
-          </w:tcPr>
-          <w:p>
-            <w:pPr>
-              <w:jc w:val="right"/>
-            </w:pPr>
-            <w:r>
-              <w:rPr>
-                <w:sz w:val="20"/>
-                <w:szCs w:val="20"/>
-              </w:rPr>
-              <w:t>$385.00</w:t>
-            </w:r>
-          </w:p>
-        </w:tc>
-      </w:tr>
-      <w:tr>
-        <w:tc>
-          <w:tcPr>
-            <w:tcW w:w="2268" w:type="dxa"/>
-          </w:tcPr>
-          <w:p>
-            <w:pPr>
-              <w:jc w:val="right"/>
-            </w:pPr>
-            <w:r>
-              <w:rPr>
-                <w:sz w:val="20"/>
-                <w:szCs w:val="20"/>
-              </w:rPr>
-              <w:t xml:space="preserve">Total </w:t>
-            </w:r>
-            <w:r>
-              <w:rPr>
-                <w:sz w:val="20"/>
-                <w:szCs w:val="20"/>
-              </w:rPr>
-              <w:t>Testing/Cert:</w:t>
-            </w:r>
-          </w:p>
-        </w:tc>
-        <w:tc>
-          <w:tcPr>
-            <w:tcW w:w="1466" w:type="dxa"/>
-          </w:tcPr>
-          <w:p>
-            <w:pPr>
-              <w:jc w:val="right"/>
-            </w:pPr>
-            <w:r>
-              <w:rPr>
-                <w:sz w:val="20"/>
-                <w:szCs w:val="20"/>
-              </w:rPr>
-              <w:t>$275.00</w:t>
-            </w:r>
-          </w:p>
-        </w:tc>
-      </w:tr>
-      <w:tr>
-        <w:tc>
-          <w:tcPr>
-            <w:tcW w:w="2268" w:type="dxa"/>
-          </w:tcPr>
-          <w:p>
-            <w:pPr>
-              <w:jc w:val="right"/>
-            </w:pPr>
-            <w:r>
-              <w:rPr>
-                <w:sz w:val="20"/>
-                <w:szCs w:val="20"/>
-              </w:rPr>
-              <w:t xml:space="preserve">Total </w:t>
-            </w:r>
-            <w:r>
-              <w:rPr>
-                <w:sz w:val="20"/>
-                <w:szCs w:val="20"/>
-              </w:rPr>
-              <w:t>Shipping</w:t>
-            </w:r>
-            <w:r>
-              <w:rPr>
-                <w:sz w:val="20"/>
-                <w:szCs w:val="20"/>
-              </w:rPr>
-              <w:t xml:space="preserve"> Cost</w:t>
-            </w:r>
-            <w:r>
-              <w:rPr>
-                <w:sz w:val="20"/>
-                <w:szCs w:val="20"/>
-              </w:rPr>
-              <w:t>:</w:t>
-            </w:r>
-          </w:p>
-        </w:tc>
-        <w:tc>
-          <w:tcPr>
-            <w:tcW w:w="1466" w:type="dxa"/>
-          </w:tcPr>
-          <w:p>
-            <w:pPr>
-              <w:jc w:val="right"/>
-            </w:pPr>
-            <w:r>
-              <w:rPr>
-                <w:sz w:val="20"/>
-                <w:szCs w:val="20"/>
-              </w:rPr>
-              <w:t>$650.00</w:t>
-            </w:r>
-          </w:p>
-        </w:tc>
-      </w:tr>
-      <w:tr>
-        <w:tc>
-          <w:tcPr>
-            <w:tcW w:w="2268" w:type="dxa"/>
-          </w:tcPr>
-          <w:p>
-            <w:pPr>
-              <w:jc w:val="right"/>
-            </w:pPr>
-            <w:r>
-              <w:rPr>
-                <w:sz w:val="20"/>
-                <w:szCs w:val="20"/>
-              </w:rPr>
-              <w:t>Tax (6%):</w:t>
-            </w:r>
-          </w:p>
-        </w:tc>
-        <w:tc>
-          <w:tcPr>
-            <w:tcW w:w="1466" w:type="dxa"/>
-          </w:tcPr>
-          <w:p>
-            <w:pPr>
-              <w:jc w:val="right"/>
-            </w:pPr>
-            <w:r>
-              <w:rPr>
-                <w:sz w:val="20"/>
-                <w:szCs w:val="20"/>
-              </w:rPr>
-              <w:t>$2,109.60</w:t>
-            </w:r>
-          </w:p>
-        </w:tc>
-      </w:tr>
-      <w:tr>
-        <w:tc>
-          <w:tcPr>
-            <w:tcW w:w="2268" w:type="dxa"/>
-            <w:shd w:val="clear" w:color="auto" w:fill="D9D9D9" w:themeFill="background1" w:themeFillShade="D9"/>
-          </w:tcPr>
-          <w:p>
-            <w:pPr>
-              <w:jc w:val="right"/>
-            </w:pPr>
+              </w:rPr>
+              <w:t>TOTAL:</w:t>
+            </w:r>
+          </w:p>
+        </w:tc>
+        <w:tc>
+          <w:tcPr>
+            <w:tcW w:w="0" w:type="auto"/>
+          </w:tcPr>
+          <w:p>
             <w:r>
               <w:rPr>
                 <w:b/>
                 <w:bCs/>
               </w:rPr>
-              <w:t>TOTAL:</w:t>
-            </w:r>
-          </w:p>
-        </w:tc>
-        <w:tc>
-          <w:tcPr>
-            <w:tcW w:w="1466" w:type="dxa"/>
-            <w:shd w:val="clear" w:color="auto" w:fill="D9D9D9" w:themeFill="background1" w:themeFillShade="D9"/>
-          </w:tcPr>
-          <w:p>
-            <w:pPr>
-              <w:jc w:val="right"/>
-            </w:pPr>
-            <w:r>
-              <w:rPr>
-                <w:b/>
-                <w:bCs/>
-              </w:rPr>
-              <w:t>$37,269.60</w:t>
+              <w:t>$26398.37</w:t>
             </w:r>
           </w:p>
         </w:tc>
@@ -1486,12 +1583,18 @@
     </w:tbl>
     <w:p>
       <w:pPr>
-        <w:spacing w:before="300"/>
+        <w:spacing w:before="120" w:after="120"/>
+        <w:rPr>
+          <w:b/>
+          <w:bCs/>
+          <w:sz w:val="24"/>
+          <w:szCs w:val="24"/>
+        </w:rPr>
       </w:pPr>
     </w:p>
     <w:p>
       <w:pPr>
-        <w:spacing w:before="100" w:after="100"/>
+        <w:spacing w:before="120" w:after="120"/>
       </w:pPr>
       <w:r>
         <w:rPr>
@@ -1556,6 +1659,11 @@
         <w:spacing w:before="200"/>
       </w:pPr>
     </w:p>
+    <w:p>
+      <w:pPr>
+        <w:spacing w:before="200"/>
+      </w:pPr>
+    </w:p>
     <w:tbl>
       <w:tblPr>
         <w:tblW w:w="5000" w:type="pct"/>
@@ -1599,6 +1707,7 @@
                 <w:sz w:val="20"/>
                 <w:szCs w:val="20"/>
               </w:rPr>
+              <w:lastRenderedPageBreak/>
               <w:t>Prepared By:</w:t>
             </w:r>
           </w:p>
@@ -1712,7 +1821,29 @@
           <w:sz w:val="16"/>
           <w:szCs w:val="16"/>
         </w:rPr>
-        <w:t>This sales order is subject to Precision Steel &amp; Components Ltd. standard terms and conditions.</w:t>
+        <w:t>This sales order is subject to Precision Steel &amp; Components Ltd.</w:t>
+      </w:r>
+      <w:proofErr w:type="gramStart"/>
+      <w:r>
+        <w:rPr>
+          <w:i/>
+          <w:iCs/>
+          <w:color w:val="666666"/>
+          <w:sz w:val="16"/>
+          <w:szCs w:val="16"/>
+        </w:rPr>
+        <w:t xml:space="preserve"> standard</w:t>
+      </w:r>
+      <w:proofErr w:type="gramEnd"/>
+      <w:r>
+        <w:rPr>
+          <w:i/>
+          <w:iCs/>
+          <w:color w:val="666666"/>
+          <w:sz w:val="16"/>
+          <w:szCs w:val="16"/>
+        </w:rPr>
+        <w:t xml:space="preserve"> terms and conditions.</w:t>
       </w:r>
     </w:p>
     <w:p>
@@ -2423,6 +2554,18 @@
       </w:tblBorders>
     </w:tblPr>
   </w:style>
+  <w:style w:type="character" w:styleId="UnresolvedMention">
+    <w:name w:val="Unresolved Mention"/>
+    <w:basedOn w:val="DefaultParagraphFont"/>
+    <w:uiPriority w:val="99"/>
+    <w:semiHidden/>
+    <w:unhideWhenUsed/>
+    <w:rsid w:val="00BB2EAD"/>
+    <w:rPr>
+      <w:color w:val="605E5C"/>
+      <w:shd w:val="clear" w:color="auto" w:fill="E1DFDD"/>
+    </w:rPr>
+  </w:style>
 </w:styles>
 </file>
 

--- a/implementation_layer/no-code-assets/agent-skills/purchase-order-processing/sample_data/sample_sales_order/sample_order.docx
+++ b/implementation_layer/no-code-assets/agent-skills/purchase-order-processing/sample_data/sample_sales_order/sample_order.docx
@@ -1295,8 +1295,8 @@
         <w:tblLook w:val="0000" w:firstRow="0" w:lastRow="0" w:firstColumn="0" w:lastColumn="0" w:noHBand="0" w:noVBand="0"/>
       </w:tblPr>
       <w:tblGrid>
-        <w:gridCol w:w="3532"/>
-        <w:gridCol w:w="1867"/>
+        <w:gridCol w:w="3472"/>
+        <w:gridCol w:w="1927"/>
       </w:tblGrid>
       <w:tr>
         <w:tc>
@@ -1335,7 +1335,21 @@
                 <w:sz w:val="20"/>
                 <w:szCs w:val="20"/>
               </w:rPr>
-              <w:t>$25567.50</w:t>
+              <w:t>$25</w:t>
+            </w:r>
+            <w:r>
+              <w:rPr>
+                <w:sz w:val="20"/>
+                <w:szCs w:val="20"/>
+              </w:rPr>
+              <w:t>,</w:t>
+            </w:r>
+            <w:r>
+              <w:rPr>
+                <w:sz w:val="20"/>
+                <w:szCs w:val="20"/>
+              </w:rPr>
+              <w:t>567.50</w:t>
             </w:r>
           </w:p>
         </w:tc>
@@ -1377,7 +1391,21 @@
                 <w:sz w:val="20"/>
                 <w:szCs w:val="20"/>
               </w:rPr>
-              <w:t>-$1278.38</w:t>
+              <w:t>-$1</w:t>
+            </w:r>
+            <w:r>
+              <w:rPr>
+                <w:sz w:val="20"/>
+                <w:szCs w:val="20"/>
+              </w:rPr>
+              <w:t>,</w:t>
+            </w:r>
+            <w:r>
+              <w:rPr>
+                <w:sz w:val="20"/>
+                <w:szCs w:val="20"/>
+              </w:rPr>
+              <w:t>278.38</w:t>
             </w:r>
           </w:p>
         </w:tc>
@@ -1419,7 +1447,21 @@
                 <w:sz w:val="20"/>
                 <w:szCs w:val="20"/>
               </w:rPr>
-              <w:t>$24289.13</w:t>
+              <w:t>$24</w:t>
+            </w:r>
+            <w:r>
+              <w:rPr>
+                <w:sz w:val="20"/>
+                <w:szCs w:val="20"/>
+              </w:rPr>
+              <w:t>,</w:t>
+            </w:r>
+            <w:r>
+              <w:rPr>
+                <w:sz w:val="20"/>
+                <w:szCs w:val="20"/>
+              </w:rPr>
+              <w:t>289.13</w:t>
             </w:r>
           </w:p>
         </w:tc>
@@ -1545,7 +1587,21 @@
                 <w:sz w:val="20"/>
                 <w:szCs w:val="20"/>
               </w:rPr>
-              <w:t>$1494.25</w:t>
+              <w:t>$1</w:t>
+            </w:r>
+            <w:r>
+              <w:rPr>
+                <w:sz w:val="20"/>
+                <w:szCs w:val="20"/>
+              </w:rPr>
+              <w:t>,</w:t>
+            </w:r>
+            <w:r>
+              <w:rPr>
+                <w:sz w:val="20"/>
+                <w:szCs w:val="20"/>
+              </w:rPr>
+              <w:t>494.25</w:t>
             </w:r>
           </w:p>
         </w:tc>
@@ -1575,7 +1631,21 @@
                 <w:b/>
                 <w:bCs/>
               </w:rPr>
-              <w:t>$26398.37</w:t>
+              <w:t>$26</w:t>
+            </w:r>
+            <w:r>
+              <w:rPr>
+                <w:b/>
+                <w:bCs/>
+              </w:rPr>
+              <w:t>,</w:t>
+            </w:r>
+            <w:r>
+              <w:rPr>
+                <w:b/>
+                <w:bCs/>
+              </w:rPr>
+              <w:t>398.37</w:t>
             </w:r>
           </w:p>
         </w:tc>
